--- a/gestion_escolar/templates/tramites/Plantillas/Word/FILIACION.docx
+++ b/gestion_escolar/templates/tramites/Plantillas/Word/FILIACION.docx
@@ -23961,8 +23961,6 @@
         </w:rPr>
         <w:t>{{quienlohizo}}</w:t>
       </w:r>
-      <w:bookmarkStart w:id="7" w:name="_GoBack"/>
-      <w:bookmarkEnd w:id="7"/>
     </w:p>
     <w:p>
       <w:pPr>
@@ -23998,7 +23996,10 @@
       </w:pPr>
     </w:p>
     <w:p/>
-    <w:p/>
+    <w:p>
+      <w:bookmarkStart w:id="7" w:name="_GoBack"/>
+      <w:bookmarkEnd w:id="7"/>
+    </w:p>
     <w:tbl>
       <w:tblPr>
         <w:tblW w:w="13502" w:type="dxa"/>
@@ -25783,7 +25784,7 @@
               <v:shape id="_x0000_i1025" type="#_x0000_t75" style="width:82.5pt;height:56.25pt">
                 <v:imagedata r:id="rId1" o:title=""/>
               </v:shape>
-              <o:OLEObject Type="Embed" ProgID="PBrush" ShapeID="_x0000_i1025" DrawAspect="Content" ObjectID="_1821851606" r:id="rId2"/>
+              <o:OLEObject Type="Embed" ProgID="PBrush" ShapeID="_x0000_i1025" DrawAspect="Content" ObjectID="_1832481820" r:id="rId2"/>
             </w:object>
           </w:r>
         </w:p>
@@ -26501,21 +26502,23 @@
     <w:r>
       <w:rPr>
         <w:noProof/>
+        <w:sz w:val="16"/>
+        <w:szCs w:val="16"/>
         <w:lang w:val="en-US" w:eastAsia="en-US"/>
       </w:rPr>
       <w:drawing>
-        <wp:anchor distT="0" distB="0" distL="114300" distR="114300" simplePos="0" relativeHeight="251666432" behindDoc="1" locked="0" layoutInCell="1" allowOverlap="1" wp14:anchorId="5F70A688" wp14:editId="2C543393">
+        <wp:anchor distT="0" distB="0" distL="114300" distR="114300" simplePos="0" relativeHeight="251666432" behindDoc="1" locked="0" layoutInCell="1" allowOverlap="1" wp14:anchorId="59912C8B" wp14:editId="5207B581">
           <wp:simplePos x="0" y="0"/>
-          <wp:positionH relativeFrom="column">
-            <wp:posOffset>-781050</wp:posOffset>
+          <wp:positionH relativeFrom="margin">
+            <wp:align>center</wp:align>
           </wp:positionH>
           <wp:positionV relativeFrom="paragraph">
-            <wp:posOffset>-238760</wp:posOffset>
+            <wp:posOffset>-229235</wp:posOffset>
           </wp:positionV>
-          <wp:extent cx="7353300" cy="9703727"/>
-          <wp:effectExtent l="0" t="0" r="0" b="0"/>
+          <wp:extent cx="7340279" cy="9498842"/>
+          <wp:effectExtent l="0" t="0" r="0" b="7620"/>
           <wp:wrapNone/>
-          <wp:docPr id="29" name="Imagen 29"/>
+          <wp:docPr id="1196353157" name="Imagen 2"/>
           <wp:cNvGraphicFramePr>
             <a:graphicFrameLocks xmlns:a="http://schemas.openxmlformats.org/drawingml/2006/main" noChangeAspect="1"/>
           </wp:cNvGraphicFramePr>
@@ -26523,11 +26526,11 @@
             <a:graphicData uri="http://schemas.openxmlformats.org/drawingml/2006/picture">
               <pic:pic xmlns:pic="http://schemas.openxmlformats.org/drawingml/2006/picture">
                 <pic:nvPicPr>
-                  <pic:cNvPr id="29" name="membretada oficial SEED 2025 (EDUC ESPECIAL).jpg"/>
+                  <pic:cNvPr id="1196353157" name="Imagen 1196353157"/>
                   <pic:cNvPicPr/>
                 </pic:nvPicPr>
                 <pic:blipFill>
-                  <a:blip r:embed="rId1" cstate="print">
+                  <a:blip r:embed="rId1">
                     <a:extLst>
                       <a:ext uri="{28A0092B-C50C-407E-A947-70E740481C1C}">
                         <a14:useLocalDpi xmlns:a14="http://schemas.microsoft.com/office/drawing/2010/main" val="0"/>
@@ -26541,7 +26544,7 @@
                 <pic:spPr>
                   <a:xfrm>
                     <a:off x="0" y="0"/>
-                    <a:ext cx="7353300" cy="9703727"/>
+                    <a:ext cx="7340279" cy="9498842"/>
                   </a:xfrm>
                   <a:prstGeom prst="rect">
                     <a:avLst/>
@@ -26602,7 +26605,7 @@
         <v:shape id="_x0000_s2050" type="#_x0000_t75" style="position:absolute;margin-left:-10.15pt;margin-top:-19.7pt;width:89.25pt;height:63.75pt;z-index:251664384;mso-wrap-style:tight">
           <v:imagedata r:id="rId1" o:title=""/>
         </v:shape>
-        <o:OLEObject Type="Embed" ProgID="PBrush" ShapeID="_x0000_s2050" DrawAspect="Content" ObjectID="_1821851607" r:id="rId2"/>
+        <o:OLEObject Type="Embed" ProgID="PBrush" ShapeID="_x0000_s2050" DrawAspect="Content" ObjectID="_1832481821" r:id="rId2"/>
       </w:object>
     </w:r>
   </w:p>
@@ -26756,14 +26759,28 @@
               <w:rFonts w:ascii="Tahoma" w:hAnsi="Tahoma" w:cs="Tahoma"/>
               <w:b/>
             </w:rPr>
-            <w:t>RELACIÒN DE PROPUESTAS</w:t>
+            <w:t>RELACIÓ</w:t>
           </w:r>
           <w:r>
             <w:rPr>
               <w:rFonts w:ascii="Tahoma" w:hAnsi="Tahoma" w:cs="Tahoma"/>
               <w:b/>
             </w:rPr>
-            <w:t xml:space="preserve"> PARA TRÀMITE EN RECURSOS HUMANOS</w:t>
+            <w:t>N DE PROPUESTAS</w:t>
+          </w:r>
+          <w:r>
+            <w:rPr>
+              <w:rFonts w:ascii="Tahoma" w:hAnsi="Tahoma" w:cs="Tahoma"/>
+              <w:b/>
+            </w:rPr>
+            <w:t xml:space="preserve"> PARA TRÁ</w:t>
+          </w:r>
+          <w:r>
+            <w:rPr>
+              <w:rFonts w:ascii="Tahoma" w:hAnsi="Tahoma" w:cs="Tahoma"/>
+              <w:b/>
+            </w:rPr>
+            <w:t>MITE EN RECURSOS HUMANOS</w:t>
           </w:r>
         </w:p>
         <w:p>
@@ -26793,7 +26810,14 @@
               <w:rFonts w:ascii="Tahoma" w:hAnsi="Tahoma" w:cs="Tahoma"/>
               <w:b/>
             </w:rPr>
-            <w:t xml:space="preserve">ÀREA QUE REPORTA: </w:t>
+            <w:t>Á</w:t>
+          </w:r>
+          <w:r>
+            <w:rPr>
+              <w:rFonts w:ascii="Tahoma" w:hAnsi="Tahoma" w:cs="Tahoma"/>
+              <w:b/>
+            </w:rPr>
+            <w:t xml:space="preserve">REA QUE REPORTA: </w:t>
           </w:r>
           <w:r>
             <w:rPr>
@@ -26817,7 +26841,15 @@
               <w:b/>
               <w:u w:val="single"/>
             </w:rPr>
-            <w:t>DE EDUCACIÒN ESPECIAL</w:t>
+            <w:t>DE EDUCACIÓ</w:t>
+          </w:r>
+          <w:r>
+            <w:rPr>
+              <w:rFonts w:ascii="Tahoma" w:hAnsi="Tahoma" w:cs="Tahoma"/>
+              <w:b/>
+              <w:u w:val="single"/>
+            </w:rPr>
+            <w:t>N ESPECIAL</w:t>
           </w:r>
         </w:p>
         <w:p>
@@ -27988,7 +28020,7 @@
 </file>
 
 <file path=customXml/itemProps1.xml><?xml version="1.0" encoding="utf-8"?>
-<ds:datastoreItem xmlns:ds="http://schemas.openxmlformats.org/officeDocument/2006/customXml" ds:itemID="{8EF34B50-51EB-424A-A455-210D10B4A5CA}">
+<ds:datastoreItem xmlns:ds="http://schemas.openxmlformats.org/officeDocument/2006/customXml" ds:itemID="{1CA27976-75CB-4399-A005-9D4F76A8686A}">
   <ds:schemaRefs>
     <ds:schemaRef ds:uri="http://schemas.openxmlformats.org/officeDocument/2006/bibliography"/>
   </ds:schemaRefs>

--- a/gestion_escolar/templates/tramites/Plantillas/Word/FILIACION.docx
+++ b/gestion_escolar/templates/tramites/Plantillas/Word/FILIACION.docx
@@ -406,7 +406,7 @@
     </w:p>
     <w:tbl>
       <w:tblPr>
-        <w:tblW w:w="9161" w:type="dxa"/>
+        <w:tblW w:w="9333" w:type="dxa"/>
         <w:tblBorders>
           <w:top w:val="single" w:sz="18" w:space="0" w:color="auto"/>
           <w:left w:val="single" w:sz="18" w:space="0" w:color="auto"/>
@@ -455,7 +455,7 @@
         <w:gridCol w:w="629"/>
         <w:gridCol w:w="91"/>
         <w:gridCol w:w="629"/>
-        <w:gridCol w:w="1171"/>
+        <w:gridCol w:w="1343"/>
       </w:tblGrid>
       <w:tr>
         <w:trPr>
@@ -492,7 +492,7 @@
         </w:tc>
         <w:tc>
           <w:tcPr>
-            <w:tcW w:w="8376" w:type="dxa"/>
+            <w:tcW w:w="8548" w:type="dxa"/>
             <w:gridSpan w:val="34"/>
             <w:tcBorders>
               <w:top w:val="single" w:sz="18" w:space="0" w:color="auto"/>
@@ -655,7 +655,7 @@
         </w:tc>
         <w:tc>
           <w:tcPr>
-            <w:tcW w:w="4064" w:type="dxa"/>
+            <w:tcW w:w="4236" w:type="dxa"/>
             <w:gridSpan w:val="13"/>
             <w:tcBorders>
               <w:top w:val="single" w:sz="8" w:space="0" w:color="auto"/>
@@ -794,7 +794,7 @@
         </w:tc>
         <w:tc>
           <w:tcPr>
-            <w:tcW w:w="3158" w:type="dxa"/>
+            <w:tcW w:w="3330" w:type="dxa"/>
             <w:gridSpan w:val="7"/>
             <w:tcBorders>
               <w:top w:val="nil"/>
@@ -820,6 +820,32 @@
                 <w:szCs w:val="16"/>
               </w:rPr>
               <w:t xml:space="preserve"> </w:t>
+            </w:r>
+            <w:r>
+              <w:rPr>
+                <w:rFonts w:ascii="Arial" w:hAnsi="Arial" w:cs="Arial"/>
+                <w:sz w:val="16"/>
+                <w:szCs w:val="16"/>
+              </w:rPr>
+              <w:t>{{</w:t>
+            </w:r>
+            <w:proofErr w:type="spellStart"/>
+            <w:r>
+              <w:rPr>
+                <w:rFonts w:ascii="Arial" w:hAnsi="Arial" w:cs="Arial"/>
+                <w:sz w:val="16"/>
+                <w:szCs w:val="16"/>
+              </w:rPr>
+              <w:t>Horas_Categoria</w:t>
+            </w:r>
+            <w:proofErr w:type="spellEnd"/>
+            <w:r>
+              <w:rPr>
+                <w:rFonts w:ascii="Arial" w:hAnsi="Arial" w:cs="Arial"/>
+                <w:sz w:val="16"/>
+                <w:szCs w:val="16"/>
+              </w:rPr>
+              <w:t>}}</w:t>
             </w:r>
           </w:p>
         </w:tc>
@@ -927,13 +953,21 @@
                 <w:sz w:val="16"/>
                 <w:szCs w:val="16"/>
               </w:rPr>
-              <w:t>Asignatura:</w:t>
-            </w:r>
-          </w:p>
-        </w:tc>
-        <w:tc>
-          <w:tcPr>
-            <w:tcW w:w="3524" w:type="dxa"/>
+              <w:t>Función</w:t>
+            </w:r>
+            <w:r>
+              <w:rPr>
+                <w:rFonts w:ascii="Arial" w:hAnsi="Arial" w:cs="Arial"/>
+                <w:sz w:val="16"/>
+                <w:szCs w:val="16"/>
+              </w:rPr>
+              <w:t>:</w:t>
+            </w:r>
+          </w:p>
+        </w:tc>
+        <w:tc>
+          <w:tcPr>
+            <w:tcW w:w="3696" w:type="dxa"/>
             <w:gridSpan w:val="8"/>
             <w:tcBorders>
               <w:top w:val="nil"/>
@@ -958,7 +992,25 @@
                 <w:sz w:val="16"/>
                 <w:szCs w:val="16"/>
               </w:rPr>
-              <w:t xml:space="preserve"> </w:t>
+              <w:t>{{</w:t>
+            </w:r>
+            <w:proofErr w:type="spellStart"/>
+            <w:r>
+              <w:rPr>
+                <w:rFonts w:ascii="Arial" w:hAnsi="Arial" w:cs="Arial"/>
+                <w:sz w:val="16"/>
+                <w:szCs w:val="16"/>
+              </w:rPr>
+              <w:t>Funcion_Titular</w:t>
+            </w:r>
+            <w:proofErr w:type="spellEnd"/>
+            <w:r>
+              <w:rPr>
+                <w:rFonts w:ascii="Arial" w:hAnsi="Arial" w:cs="Arial"/>
+                <w:sz w:val="16"/>
+                <w:szCs w:val="16"/>
+              </w:rPr>
+              <w:t>}}</w:t>
             </w:r>
           </w:p>
         </w:tc>
@@ -999,7 +1051,7 @@
         </w:tc>
         <w:tc>
           <w:tcPr>
-            <w:tcW w:w="7304" w:type="dxa"/>
+            <w:tcW w:w="7476" w:type="dxa"/>
             <w:gridSpan w:val="27"/>
             <w:tcBorders>
               <w:top w:val="nil"/>
@@ -1053,7 +1105,7 @@
         </w:trPr>
         <w:tc>
           <w:tcPr>
-            <w:tcW w:w="9161" w:type="dxa"/>
+            <w:tcW w:w="9333" w:type="dxa"/>
             <w:gridSpan w:val="35"/>
             <w:tcBorders>
               <w:top w:val="nil"/>
@@ -1280,7 +1332,7 @@
         </w:tc>
         <w:tc>
           <w:tcPr>
-            <w:tcW w:w="1800" w:type="dxa"/>
+            <w:tcW w:w="1972" w:type="dxa"/>
             <w:gridSpan w:val="2"/>
             <w:tcBorders>
               <w:top w:val="single" w:sz="8" w:space="0" w:color="auto"/>
@@ -1306,6 +1358,32 @@
                 <w:szCs w:val="16"/>
               </w:rPr>
               <w:t> </w:t>
+            </w:r>
+            <w:r>
+              <w:rPr>
+                <w:rFonts w:ascii="Arial" w:hAnsi="Arial" w:cs="Arial"/>
+                <w:sz w:val="16"/>
+                <w:szCs w:val="16"/>
+              </w:rPr>
+              <w:t>{{</w:t>
+            </w:r>
+            <w:proofErr w:type="spellStart"/>
+            <w:r>
+              <w:rPr>
+                <w:rFonts w:ascii="Arial" w:hAnsi="Arial" w:cs="Arial"/>
+                <w:sz w:val="16"/>
+                <w:szCs w:val="16"/>
+              </w:rPr>
+              <w:t>Horario_Turno</w:t>
+            </w:r>
+            <w:proofErr w:type="spellEnd"/>
+            <w:r>
+              <w:rPr>
+                <w:rFonts w:ascii="Arial" w:hAnsi="Arial" w:cs="Arial"/>
+                <w:sz w:val="16"/>
+                <w:szCs w:val="16"/>
+              </w:rPr>
+              <w:t>}}</w:t>
             </w:r>
           </w:p>
         </w:tc>
@@ -1611,7 +1689,7 @@
         </w:tc>
         <w:tc>
           <w:tcPr>
-            <w:tcW w:w="1171" w:type="dxa"/>
+            <w:tcW w:w="1343" w:type="dxa"/>
             <w:tcBorders>
               <w:top w:val="nil"/>
               <w:bottom w:val="single" w:sz="8" w:space="0" w:color="auto"/>
@@ -1675,7 +1753,7 @@
         </w:tc>
         <w:tc>
           <w:tcPr>
-            <w:tcW w:w="8194" w:type="dxa"/>
+            <w:tcW w:w="8366" w:type="dxa"/>
             <w:gridSpan w:val="33"/>
             <w:tcBorders>
               <w:top w:val="nil"/>
@@ -1844,7 +1922,7 @@
         </w:tc>
         <w:tc>
           <w:tcPr>
-            <w:tcW w:w="3694" w:type="dxa"/>
+            <w:tcW w:w="3866" w:type="dxa"/>
             <w:gridSpan w:val="10"/>
             <w:tcBorders>
               <w:top w:val="nil"/>
@@ -2059,7 +2137,7 @@
         </w:tc>
         <w:tc>
           <w:tcPr>
-            <w:tcW w:w="1891" w:type="dxa"/>
+            <w:tcW w:w="2063" w:type="dxa"/>
             <w:gridSpan w:val="3"/>
             <w:tcBorders>
               <w:top w:val="nil"/>
@@ -2144,7 +2222,7 @@
         </w:tc>
         <w:tc>
           <w:tcPr>
-            <w:tcW w:w="7295" w:type="dxa"/>
+            <w:tcW w:w="7467" w:type="dxa"/>
             <w:gridSpan w:val="26"/>
             <w:tcBorders>
               <w:top w:val="nil"/>
@@ -2182,7 +2260,7 @@
         </w:trPr>
         <w:tc>
           <w:tcPr>
-            <w:tcW w:w="9161" w:type="dxa"/>
+            <w:tcW w:w="9333" w:type="dxa"/>
             <w:gridSpan w:val="35"/>
             <w:tcBorders>
               <w:top w:val="nil"/>
@@ -2384,7 +2462,7 @@
         </w:tc>
         <w:tc>
           <w:tcPr>
-            <w:tcW w:w="3600" w:type="dxa"/>
+            <w:tcW w:w="3772" w:type="dxa"/>
             <w:gridSpan w:val="9"/>
             <w:tcBorders>
               <w:top w:val="single" w:sz="8" w:space="0" w:color="auto"/>
@@ -2470,7 +2548,7 @@
     </w:p>
     <w:tbl>
       <w:tblPr>
-        <w:tblW w:w="9191" w:type="dxa"/>
+        <w:tblW w:w="9323" w:type="dxa"/>
         <w:tblCellMar>
           <w:left w:w="70" w:type="dxa"/>
           <w:right w:w="70" w:type="dxa"/>
@@ -2492,19 +2570,20 @@
         <w:gridCol w:w="112"/>
         <w:gridCol w:w="325"/>
         <w:gridCol w:w="332"/>
-        <w:gridCol w:w="658"/>
+        <w:gridCol w:w="465"/>
+        <w:gridCol w:w="193"/>
         <w:gridCol w:w="214"/>
         <w:gridCol w:w="93"/>
-        <w:gridCol w:w="550"/>
-        <w:gridCol w:w="175"/>
+        <w:gridCol w:w="209"/>
+        <w:gridCol w:w="516"/>
         <w:gridCol w:w="172"/>
         <w:gridCol w:w="574"/>
         <w:gridCol w:w="153"/>
-        <w:gridCol w:w="265"/>
+        <w:gridCol w:w="144"/>
+        <w:gridCol w:w="121"/>
         <w:gridCol w:w="83"/>
         <w:gridCol w:w="106"/>
-        <w:gridCol w:w="784"/>
-        <w:gridCol w:w="232"/>
+        <w:gridCol w:w="1016"/>
         <w:gridCol w:w="365"/>
       </w:tblGrid>
       <w:tr>
@@ -2544,8 +2623,8 @@
         </w:tc>
         <w:tc>
           <w:tcPr>
-            <w:tcW w:w="8390" w:type="dxa"/>
-            <w:gridSpan w:val="27"/>
+            <w:tcW w:w="8522" w:type="dxa"/>
+            <w:gridSpan w:val="28"/>
             <w:tcBorders>
               <w:top w:val="single" w:sz="18" w:space="0" w:color="auto"/>
               <w:left w:val="nil"/>
@@ -2630,7 +2709,7 @@
         </w:tc>
         <w:tc>
           <w:tcPr>
-            <w:tcW w:w="3735" w:type="dxa"/>
+            <w:tcW w:w="3766" w:type="dxa"/>
             <w:gridSpan w:val="12"/>
             <w:tcBorders>
               <w:top w:val="single" w:sz="4" w:space="0" w:color="auto"/>
@@ -2680,8 +2759,8 @@
         </w:tc>
         <w:tc>
           <w:tcPr>
-            <w:tcW w:w="897" w:type="dxa"/>
-            <w:gridSpan w:val="2"/>
+            <w:tcW w:w="990" w:type="dxa"/>
+            <w:gridSpan w:val="3"/>
             <w:tcBorders>
               <w:top w:val="nil"/>
               <w:left w:val="nil"/>
@@ -2712,7 +2791,7 @@
         </w:tc>
         <w:tc>
           <w:tcPr>
-            <w:tcW w:w="3758" w:type="dxa"/>
+            <w:tcW w:w="3766" w:type="dxa"/>
             <w:gridSpan w:val="13"/>
             <w:tcBorders>
               <w:top w:val="single" w:sz="4" w:space="0" w:color="auto"/>
@@ -2880,7 +2959,7 @@
         </w:tc>
         <w:tc>
           <w:tcPr>
-            <w:tcW w:w="1458" w:type="dxa"/>
+            <w:tcW w:w="1520" w:type="dxa"/>
             <w:gridSpan w:val="4"/>
             <w:tcBorders>
               <w:top w:val="nil"/>
@@ -2912,7 +2991,8 @@
         </w:tc>
         <w:tc>
           <w:tcPr>
-            <w:tcW w:w="596" w:type="dxa"/>
+            <w:tcW w:w="658" w:type="dxa"/>
+            <w:gridSpan w:val="2"/>
             <w:tcBorders>
               <w:top w:val="single" w:sz="4" w:space="0" w:color="auto"/>
               <w:left w:val="single" w:sz="4" w:space="0" w:color="auto"/>
@@ -2944,7 +3024,7 @@
         </w:tc>
         <w:tc>
           <w:tcPr>
-            <w:tcW w:w="1926" w:type="dxa"/>
+            <w:tcW w:w="1931" w:type="dxa"/>
             <w:gridSpan w:val="7"/>
             <w:tcBorders>
               <w:top w:val="nil"/>
@@ -2976,7 +3056,8 @@
         </w:tc>
         <w:tc>
           <w:tcPr>
-            <w:tcW w:w="263" w:type="dxa"/>
+            <w:tcW w:w="265" w:type="dxa"/>
+            <w:gridSpan w:val="2"/>
             <w:tcBorders>
               <w:top w:val="nil"/>
               <w:left w:val="single" w:sz="4" w:space="0" w:color="auto"/>
@@ -3008,8 +3089,8 @@
         </w:tc>
         <w:tc>
           <w:tcPr>
-            <w:tcW w:w="1569" w:type="dxa"/>
-            <w:gridSpan w:val="5"/>
+            <w:tcW w:w="1570" w:type="dxa"/>
+            <w:gridSpan w:val="4"/>
             <w:tcBorders>
               <w:top w:val="nil"/>
               <w:left w:val="nil"/>
@@ -3077,8 +3158,8 @@
         </w:tc>
         <w:tc>
           <w:tcPr>
-            <w:tcW w:w="8218" w:type="dxa"/>
-            <w:gridSpan w:val="26"/>
+            <w:tcW w:w="8350" w:type="dxa"/>
+            <w:gridSpan w:val="27"/>
             <w:tcBorders>
               <w:top w:val="nil"/>
               <w:left w:val="nil"/>
@@ -3327,8 +3408,8 @@
         </w:tc>
         <w:tc>
           <w:tcPr>
-            <w:tcW w:w="1498" w:type="dxa"/>
-            <w:gridSpan w:val="5"/>
+            <w:tcW w:w="1622" w:type="dxa"/>
+            <w:gridSpan w:val="6"/>
             <w:tcBorders>
               <w:top w:val="nil"/>
               <w:left w:val="nil"/>
@@ -3359,7 +3440,7 @@
         </w:tc>
         <w:tc>
           <w:tcPr>
-            <w:tcW w:w="3451" w:type="dxa"/>
+            <w:tcW w:w="3459" w:type="dxa"/>
             <w:gridSpan w:val="11"/>
             <w:tcBorders>
               <w:top w:val="single" w:sz="4" w:space="0" w:color="auto"/>
@@ -3476,8 +3557,8 @@
         </w:tc>
         <w:tc>
           <w:tcPr>
-            <w:tcW w:w="2160" w:type="dxa"/>
-            <w:gridSpan w:val="7"/>
+            <w:tcW w:w="1234" w:type="dxa"/>
+            <w:gridSpan w:val="4"/>
             <w:tcBorders>
               <w:top w:val="nil"/>
               <w:left w:val="nil"/>
@@ -3502,14 +3583,14 @@
                 <w:sz w:val="16"/>
                 <w:szCs w:val="16"/>
               </w:rPr>
-              <w:t>Lugar de nacimiento:</w:t>
-            </w:r>
-          </w:p>
-        </w:tc>
-        <w:tc>
-          <w:tcPr>
-            <w:tcW w:w="2901" w:type="dxa"/>
-            <w:gridSpan w:val="10"/>
+              <w:t>Horario:</w:t>
+            </w:r>
+          </w:p>
+        </w:tc>
+        <w:tc>
+          <w:tcPr>
+            <w:tcW w:w="3959" w:type="dxa"/>
+            <w:gridSpan w:val="14"/>
             <w:tcBorders>
               <w:top w:val="single" w:sz="4" w:space="0" w:color="auto"/>
               <w:left w:val="nil"/>
@@ -3534,7 +3615,25 @@
                 <w:sz w:val="16"/>
                 <w:szCs w:val="16"/>
               </w:rPr>
-              <w:t xml:space="preserve">  </w:t>
+              <w:t>{{</w:t>
+            </w:r>
+            <w:proofErr w:type="spellStart"/>
+            <w:r>
+              <w:rPr>
+                <w:rFonts w:ascii="Arial" w:hAnsi="Arial" w:cs="Arial"/>
+                <w:sz w:val="16"/>
+                <w:szCs w:val="16"/>
+              </w:rPr>
+              <w:t>Horario_Turno</w:t>
+            </w:r>
+            <w:proofErr w:type="spellEnd"/>
+            <w:r>
+              <w:rPr>
+                <w:rFonts w:ascii="Arial" w:hAnsi="Arial" w:cs="Arial"/>
+                <w:sz w:val="16"/>
+                <w:szCs w:val="16"/>
+              </w:rPr>
+              <w:t>}}</w:t>
             </w:r>
           </w:p>
         </w:tc>
@@ -3577,8 +3676,8 @@
         </w:tc>
         <w:tc>
           <w:tcPr>
-            <w:tcW w:w="7359" w:type="dxa"/>
-            <w:gridSpan w:val="21"/>
+            <w:tcW w:w="7491" w:type="dxa"/>
+            <w:gridSpan w:val="22"/>
             <w:tcBorders>
               <w:top w:val="nil"/>
               <w:left w:val="nil"/>
@@ -3656,14 +3755,14 @@
                 <w:sz w:val="16"/>
                 <w:szCs w:val="16"/>
               </w:rPr>
-              <w:t>Asignatura:</w:t>
-            </w:r>
-          </w:p>
-        </w:tc>
-        <w:tc>
-          <w:tcPr>
-            <w:tcW w:w="5317" w:type="dxa"/>
-            <w:gridSpan w:val="16"/>
+              <w:t>Función:</w:t>
+            </w:r>
+          </w:p>
+        </w:tc>
+        <w:tc>
+          <w:tcPr>
+            <w:tcW w:w="5100" w:type="dxa"/>
+            <w:gridSpan w:val="17"/>
             <w:tcBorders>
               <w:top w:val="nil"/>
               <w:left w:val="nil"/>
@@ -3688,14 +3787,32 @@
                 <w:sz w:val="16"/>
                 <w:szCs w:val="16"/>
               </w:rPr>
-              <w:t xml:space="preserve"> </w:t>
-            </w:r>
-          </w:p>
-        </w:tc>
-        <w:tc>
-          <w:tcPr>
-            <w:tcW w:w="2304" w:type="dxa"/>
-            <w:gridSpan w:val="8"/>
+              <w:t>{{</w:t>
+            </w:r>
+            <w:proofErr w:type="spellStart"/>
+            <w:r>
+              <w:rPr>
+                <w:rFonts w:ascii="Arial" w:hAnsi="Arial" w:cs="Arial"/>
+                <w:sz w:val="16"/>
+                <w:szCs w:val="16"/>
+              </w:rPr>
+              <w:t>Funcion_Titular</w:t>
+            </w:r>
+            <w:proofErr w:type="spellEnd"/>
+            <w:r>
+              <w:rPr>
+                <w:rFonts w:ascii="Arial" w:hAnsi="Arial" w:cs="Arial"/>
+                <w:sz w:val="16"/>
+                <w:szCs w:val="16"/>
+              </w:rPr>
+              <w:t>}}</w:t>
+            </w:r>
+          </w:p>
+        </w:tc>
+        <w:tc>
+          <w:tcPr>
+            <w:tcW w:w="1559" w:type="dxa"/>
+            <w:gridSpan w:val="5"/>
             <w:tcBorders>
               <w:top w:val="nil"/>
               <w:left w:val="nil"/>
@@ -3726,8 +3843,8 @@
         </w:tc>
         <w:tc>
           <w:tcPr>
-            <w:tcW w:w="597" w:type="dxa"/>
-            <w:gridSpan w:val="2"/>
+            <w:tcW w:w="1691" w:type="dxa"/>
+            <w:gridSpan w:val="5"/>
             <w:tcBorders>
               <w:top w:val="nil"/>
               <w:left w:val="nil"/>
@@ -3752,7 +3869,41 @@
                 <w:sz w:val="16"/>
                 <w:szCs w:val="16"/>
               </w:rPr>
-              <w:t xml:space="preserve">  </w:t>
+              <w:t xml:space="preserve"> </w:t>
+            </w:r>
+            <w:r>
+              <w:rPr>
+                <w:rFonts w:ascii="Arial" w:hAnsi="Arial" w:cs="Arial"/>
+                <w:sz w:val="16"/>
+                <w:szCs w:val="16"/>
+              </w:rPr>
+              <w:t>{{</w:t>
+            </w:r>
+            <w:proofErr w:type="spellStart"/>
+            <w:r>
+              <w:rPr>
+                <w:rFonts w:ascii="Arial" w:hAnsi="Arial" w:cs="Arial"/>
+                <w:sz w:val="16"/>
+                <w:szCs w:val="16"/>
+              </w:rPr>
+              <w:t>Horas_Categoria</w:t>
+            </w:r>
+            <w:proofErr w:type="spellEnd"/>
+            <w:r>
+              <w:rPr>
+                <w:rFonts w:ascii="Arial" w:hAnsi="Arial" w:cs="Arial"/>
+                <w:sz w:val="16"/>
+                <w:szCs w:val="16"/>
+              </w:rPr>
+              <w:t>}}</w:t>
+            </w:r>
+            <w:r>
+              <w:rPr>
+                <w:rFonts w:ascii="Arial" w:hAnsi="Arial" w:cs="Arial"/>
+                <w:sz w:val="16"/>
+                <w:szCs w:val="16"/>
+              </w:rPr>
+              <w:t xml:space="preserve"> </w:t>
             </w:r>
           </w:p>
         </w:tc>
@@ -3763,8 +3914,8 @@
         </w:trPr>
         <w:tc>
           <w:tcPr>
-            <w:tcW w:w="9191" w:type="dxa"/>
-            <w:gridSpan w:val="28"/>
+            <w:tcW w:w="9323" w:type="dxa"/>
+            <w:gridSpan w:val="29"/>
             <w:tcBorders>
               <w:top w:val="nil"/>
               <w:left w:val="single" w:sz="18" w:space="0" w:color="auto"/>
@@ -3805,8 +3956,8 @@
         </w:trPr>
         <w:tc>
           <w:tcPr>
-            <w:tcW w:w="9191" w:type="dxa"/>
-            <w:gridSpan w:val="28"/>
+            <w:tcW w:w="9323" w:type="dxa"/>
+            <w:gridSpan w:val="29"/>
             <w:tcBorders>
               <w:top w:val="nil"/>
               <w:left w:val="single" w:sz="18" w:space="0" w:color="auto"/>
@@ -3844,8 +3995,8 @@
         </w:trPr>
         <w:tc>
           <w:tcPr>
-            <w:tcW w:w="9191" w:type="dxa"/>
-            <w:gridSpan w:val="28"/>
+            <w:tcW w:w="9323" w:type="dxa"/>
+            <w:gridSpan w:val="29"/>
             <w:tcBorders>
               <w:top w:val="nil"/>
               <w:left w:val="single" w:sz="18" w:space="0" w:color="auto"/>
@@ -4173,8 +4324,8 @@
         </w:trPr>
         <w:tc>
           <w:tcPr>
-            <w:tcW w:w="9191" w:type="dxa"/>
-            <w:gridSpan w:val="28"/>
+            <w:tcW w:w="9323" w:type="dxa"/>
+            <w:gridSpan w:val="29"/>
             <w:tcBorders>
               <w:top w:val="nil"/>
               <w:left w:val="single" w:sz="18" w:space="0" w:color="auto"/>
@@ -4451,8 +4602,8 @@
         </w:trPr>
         <w:tc>
           <w:tcPr>
-            <w:tcW w:w="9191" w:type="dxa"/>
-            <w:gridSpan w:val="28"/>
+            <w:tcW w:w="9323" w:type="dxa"/>
+            <w:gridSpan w:val="29"/>
             <w:tcBorders>
               <w:top w:val="nil"/>
               <w:left w:val="single" w:sz="18" w:space="0" w:color="auto"/>
@@ -4570,8 +4721,8 @@
         </w:tc>
         <w:tc>
           <w:tcPr>
-            <w:tcW w:w="1405" w:type="dxa"/>
-            <w:gridSpan w:val="4"/>
+            <w:tcW w:w="1529" w:type="dxa"/>
+            <w:gridSpan w:val="5"/>
             <w:tcBorders>
               <w:top w:val="nil"/>
               <w:left w:val="nil"/>
@@ -4602,7 +4753,7 @@
         </w:tc>
         <w:tc>
           <w:tcPr>
-            <w:tcW w:w="1560" w:type="dxa"/>
+            <w:tcW w:w="1564" w:type="dxa"/>
             <w:gridSpan w:val="5"/>
             <w:tcBorders>
               <w:top w:val="nil"/>
@@ -4650,8 +4801,8 @@
         </w:tc>
         <w:tc>
           <w:tcPr>
-            <w:tcW w:w="603" w:type="dxa"/>
-            <w:gridSpan w:val="4"/>
+            <w:tcW w:w="607" w:type="dxa"/>
+            <w:gridSpan w:val="5"/>
             <w:tcBorders>
               <w:top w:val="nil"/>
               <w:left w:val="nil"/>
@@ -4683,7 +4834,7 @@
         <w:tc>
           <w:tcPr>
             <w:tcW w:w="1381" w:type="dxa"/>
-            <w:gridSpan w:val="3"/>
+            <w:gridSpan w:val="2"/>
             <w:tcBorders>
               <w:top w:val="nil"/>
               <w:left w:val="nil"/>
@@ -4990,8 +5141,8 @@
         </w:tc>
         <w:tc>
           <w:tcPr>
-            <w:tcW w:w="1191" w:type="dxa"/>
-            <w:gridSpan w:val="3"/>
+            <w:tcW w:w="1315" w:type="dxa"/>
+            <w:gridSpan w:val="4"/>
             <w:tcBorders>
               <w:top w:val="nil"/>
               <w:left w:val="nil"/>
@@ -5080,8 +5231,8 @@
         </w:tc>
         <w:tc>
           <w:tcPr>
-            <w:tcW w:w="1067" w:type="dxa"/>
-            <w:gridSpan w:val="4"/>
+            <w:tcW w:w="1075" w:type="dxa"/>
+            <w:gridSpan w:val="5"/>
             <w:tcBorders>
               <w:top w:val="nil"/>
               <w:left w:val="nil"/>
@@ -5139,7 +5290,7 @@
         <w:tc>
           <w:tcPr>
             <w:tcW w:w="1122" w:type="dxa"/>
-            <w:gridSpan w:val="3"/>
+            <w:gridSpan w:val="2"/>
             <w:tcBorders>
               <w:top w:val="nil"/>
               <w:left w:val="nil"/>
@@ -5238,8 +5389,8 @@
         </w:tc>
         <w:tc>
           <w:tcPr>
-            <w:tcW w:w="7873" w:type="dxa"/>
-            <w:gridSpan w:val="24"/>
+            <w:tcW w:w="8005" w:type="dxa"/>
+            <w:gridSpan w:val="25"/>
             <w:tcBorders>
               <w:top w:val="nil"/>
               <w:left w:val="nil"/>
@@ -5325,8 +5476,8 @@
         </w:tc>
         <w:tc>
           <w:tcPr>
-            <w:tcW w:w="7873" w:type="dxa"/>
-            <w:gridSpan w:val="24"/>
+            <w:tcW w:w="8005" w:type="dxa"/>
+            <w:gridSpan w:val="25"/>
             <w:tcBorders>
               <w:top w:val="single" w:sz="4" w:space="0" w:color="auto"/>
               <w:left w:val="nil"/>
@@ -5416,8 +5567,8 @@
         </w:tc>
         <w:tc>
           <w:tcPr>
-            <w:tcW w:w="4460" w:type="dxa"/>
-            <w:gridSpan w:val="13"/>
+            <w:tcW w:w="4584" w:type="dxa"/>
+            <w:gridSpan w:val="14"/>
             <w:tcBorders>
               <w:top w:val="single" w:sz="4" w:space="0" w:color="auto"/>
               <w:left w:val="nil"/>
@@ -5506,7 +5657,7 @@
         </w:tc>
         <w:tc>
           <w:tcPr>
-            <w:tcW w:w="2726" w:type="dxa"/>
+            <w:tcW w:w="2734" w:type="dxa"/>
             <w:gridSpan w:val="9"/>
             <w:tcBorders>
               <w:top w:val="single" w:sz="4" w:space="0" w:color="auto"/>
@@ -5543,8 +5694,8 @@
         </w:trPr>
         <w:tc>
           <w:tcPr>
-            <w:tcW w:w="9191" w:type="dxa"/>
-            <w:gridSpan w:val="28"/>
+            <w:tcW w:w="9323" w:type="dxa"/>
+            <w:gridSpan w:val="29"/>
             <w:tcBorders>
               <w:top w:val="nil"/>
               <w:left w:val="single" w:sz="18" w:space="0" w:color="auto"/>
@@ -5821,6 +5972,75 @@
           <w:szCs w:val="14"/>
         </w:rPr>
         <w:t>}}</w:t>
+      </w:r>
+      <w:r>
+        <w:rPr>
+          <w:rFonts w:ascii="Calibri" w:hAnsi="Calibri" w:cs="Calibri"/>
+          <w:color w:val="000000"/>
+          <w:sz w:val="18"/>
+          <w:szCs w:val="14"/>
+        </w:rPr>
+        <w:t xml:space="preserve">.,Con una carga horaria de </w:t>
+      </w:r>
+      <w:r>
+        <w:rPr>
+          <w:rFonts w:ascii="Arial" w:hAnsi="Arial" w:cs="Arial"/>
+          <w:sz w:val="16"/>
+          <w:szCs w:val="16"/>
+        </w:rPr>
+        <w:t>{{</w:t>
+      </w:r>
+      <w:proofErr w:type="spellStart"/>
+      <w:r>
+        <w:rPr>
+          <w:rFonts w:ascii="Arial" w:hAnsi="Arial" w:cs="Arial"/>
+          <w:sz w:val="16"/>
+          <w:szCs w:val="16"/>
+        </w:rPr>
+        <w:t>Horas_Categoria</w:t>
+      </w:r>
+      <w:proofErr w:type="spellEnd"/>
+      <w:r>
+        <w:rPr>
+          <w:rFonts w:ascii="Arial" w:hAnsi="Arial" w:cs="Arial"/>
+          <w:sz w:val="16"/>
+          <w:szCs w:val="16"/>
+        </w:rPr>
+        <w:t>}}</w:t>
+      </w:r>
+      <w:r>
+        <w:rPr>
+          <w:rFonts w:ascii="Arial" w:hAnsi="Arial" w:cs="Arial"/>
+          <w:sz w:val="16"/>
+          <w:szCs w:val="16"/>
+        </w:rPr>
+        <w:t xml:space="preserve"> </w:t>
+      </w:r>
+      <w:proofErr w:type="spellStart"/>
+      <w:r>
+        <w:rPr>
+          <w:rFonts w:ascii="Arial" w:hAnsi="Arial" w:cs="Arial"/>
+          <w:sz w:val="16"/>
+          <w:szCs w:val="16"/>
+        </w:rPr>
+        <w:t>Hrs</w:t>
+      </w:r>
+      <w:proofErr w:type="spellEnd"/>
+      <w:r>
+        <w:rPr>
+          <w:rFonts w:ascii="Arial" w:hAnsi="Arial" w:cs="Arial"/>
+          <w:sz w:val="16"/>
+          <w:szCs w:val="16"/>
+        </w:rPr>
+        <w:t>. Apegada a</w:t>
+      </w:r>
+      <w:r>
+        <w:rPr>
+          <w:rFonts w:ascii="Arial" w:hAnsi="Arial" w:cs="Arial"/>
+          <w:sz w:val="16"/>
+          <w:szCs w:val="16"/>
+        </w:rPr>
+        <w:t>l horario de la escuela regular.</w:t>
       </w:r>
     </w:p>
     <w:p>
@@ -22268,7 +22488,7 @@
           <w:sz w:val="20"/>
           <w:szCs w:val="20"/>
         </w:rPr>
-        <w:t>/2025</w:t>
+        <w:t>/2026</w:t>
       </w:r>
     </w:p>
     <w:p>
@@ -23213,6 +23433,56 @@
         </w:rPr>
         <w:t>.</w:t>
       </w:r>
+      <w:r>
+        <w:rPr>
+          <w:rFonts w:ascii="Arial" w:hAnsi="Arial" w:cs="Arial"/>
+          <w:sz w:val="20"/>
+          <w:szCs w:val="20"/>
+        </w:rPr>
+        <w:t xml:space="preserve"> </w:t>
+      </w:r>
+      <w:r>
+        <w:rPr>
+          <w:rFonts w:ascii="Arial" w:hAnsi="Arial" w:cs="Arial"/>
+          <w:sz w:val="20"/>
+          <w:szCs w:val="20"/>
+        </w:rPr>
+        <w:t xml:space="preserve">Con un horario de </w:t>
+      </w:r>
+      <w:r>
+        <w:rPr>
+          <w:rFonts w:ascii="Arial" w:hAnsi="Arial" w:cs="Arial"/>
+          <w:sz w:val="20"/>
+          <w:szCs w:val="20"/>
+        </w:rPr>
+        <w:t>{{</w:t>
+      </w:r>
+      <w:proofErr w:type="spellStart"/>
+      <w:r>
+        <w:rPr>
+          <w:rFonts w:ascii="Arial" w:hAnsi="Arial" w:cs="Arial"/>
+          <w:sz w:val="20"/>
+          <w:szCs w:val="20"/>
+        </w:rPr>
+        <w:t>Horario_Turno</w:t>
+      </w:r>
+      <w:proofErr w:type="spellEnd"/>
+      <w:r>
+        <w:rPr>
+          <w:rFonts w:ascii="Arial" w:hAnsi="Arial" w:cs="Arial"/>
+          <w:sz w:val="20"/>
+          <w:szCs w:val="20"/>
+        </w:rPr>
+        <w:t>}}</w:t>
+      </w:r>
+      <w:r>
+        <w:rPr>
+          <w:rFonts w:ascii="Arial" w:hAnsi="Arial" w:cs="Arial"/>
+          <w:sz w:val="20"/>
+          <w:szCs w:val="20"/>
+        </w:rPr>
+        <w:t>.</w:t>
+      </w:r>
     </w:p>
     <w:p>
       <w:pPr>
@@ -23959,7 +24229,23 @@
           <w:sz w:val="16"/>
           <w:szCs w:val="16"/>
         </w:rPr>
-        <w:t>{{quienlohizo}}</w:t>
+        <w:t>{{</w:t>
+      </w:r>
+      <w:proofErr w:type="spellStart"/>
+      <w:r>
+        <w:rPr>
+          <w:sz w:val="16"/>
+          <w:szCs w:val="16"/>
+        </w:rPr>
+        <w:t>quienlohizo</w:t>
+      </w:r>
+      <w:proofErr w:type="spellEnd"/>
+      <w:r>
+        <w:rPr>
+          <w:sz w:val="16"/>
+          <w:szCs w:val="16"/>
+        </w:rPr>
+        <w:t>}}</w:t>
       </w:r>
     </w:p>
     <w:p>
@@ -23996,10 +24282,7 @@
       </w:pPr>
     </w:p>
     <w:p/>
-    <w:p>
-      <w:bookmarkStart w:id="7" w:name="_GoBack"/>
-      <w:bookmarkEnd w:id="7"/>
-    </w:p>
+    <w:p/>
     <w:tbl>
       <w:tblPr>
         <w:tblW w:w="13502" w:type="dxa"/>
@@ -25223,7 +25506,7 @@
           <w:sz w:val="20"/>
           <w:szCs w:val="20"/>
         </w:rPr>
-        <w:t xml:space="preserve">                               </w:t>
+        <w:t xml:space="preserve">                            </w:t>
       </w:r>
       <w:r>
         <w:rPr>
@@ -25231,7 +25514,7 @@
           <w:sz w:val="20"/>
           <w:szCs w:val="20"/>
         </w:rPr>
-        <w:t xml:space="preserve">                 </w:t>
+        <w:t xml:space="preserve"> </w:t>
       </w:r>
       <w:r>
         <w:rPr>
@@ -25308,27 +25591,6 @@
           <w:u w:val="single"/>
         </w:rPr>
         <w:t>}}</w:t>
-      </w:r>
-    </w:p>
-    <w:p>
-      <w:pPr>
-        <w:rPr>
-          <w:rFonts w:ascii="Tahoma" w:hAnsi="Tahoma" w:cs="Tahoma"/>
-        </w:rPr>
-      </w:pPr>
-      <w:r>
-        <w:rPr>
-          <w:rFonts w:ascii="Tahoma" w:hAnsi="Tahoma" w:cs="Tahoma"/>
-          <w:sz w:val="20"/>
-          <w:szCs w:val="20"/>
-        </w:rPr>
-        <w:t xml:space="preserve">       FIRMA DE RESPONSABLE </w:t>
-      </w:r>
-      <w:r>
-        <w:rPr>
-          <w:rFonts w:ascii="Tahoma" w:hAnsi="Tahoma" w:cs="Tahoma"/>
-        </w:rPr>
-        <w:t xml:space="preserve">                 </w:t>
       </w:r>
     </w:p>
     <w:p>
@@ -25337,6 +25599,17 @@
           <w:tab w:val="left" w:pos="1455"/>
         </w:tabs>
       </w:pPr>
+      <w:r>
+        <w:rPr>
+          <w:b/>
+          <w:sz w:val="16"/>
+          <w:szCs w:val="16"/>
+          <w:u w:val="single"/>
+        </w:rPr>
+        <w:t>JEFA DEL DEPARTAMENTO DE EDUCACION ESPECIAL</w:t>
+      </w:r>
+      <w:bookmarkStart w:id="7" w:name="_GoBack"/>
+      <w:bookmarkEnd w:id="7"/>
     </w:p>
     <w:sectPr>
       <w:headerReference w:type="first" r:id="rId15"/>
@@ -25516,29 +25789,7 @@
               <w:szCs w:val="16"/>
               <w:lang w:val="es-MX" w:eastAsia="es-MX"/>
             </w:rPr>
-            <w:t>{{</w:t>
-          </w:r>
-          <w:r>
-            <w:rPr>
-              <w:rFonts w:ascii="Arial" w:hAnsi="Arial" w:cs="Arial"/>
-              <w:b/>
-              <w:bCs/>
-              <w:sz w:val="16"/>
-              <w:szCs w:val="16"/>
-              <w:lang w:val="es-MX" w:eastAsia="es-MX"/>
-            </w:rPr>
-            <w:t>Efecto_3</w:t>
-          </w:r>
-          <w:r>
-            <w:rPr>
-              <w:rFonts w:ascii="Arial" w:hAnsi="Arial" w:cs="Arial"/>
-              <w:b/>
-              <w:bCs/>
-              <w:sz w:val="16"/>
-              <w:szCs w:val="16"/>
-              <w:lang w:val="es-MX" w:eastAsia="es-MX"/>
-            </w:rPr>
-            <w:t>}}</w:t>
+            <w:t>{{Efecto_3}}</w:t>
           </w:r>
         </w:p>
       </w:tc>
@@ -25612,29 +25863,7 @@
               <w:szCs w:val="16"/>
               <w:lang w:val="es-MX" w:eastAsia="es-MX"/>
             </w:rPr>
-            <w:t>{{</w:t>
-          </w:r>
-          <w:r>
-            <w:rPr>
-              <w:rFonts w:ascii="Arial" w:hAnsi="Arial" w:cs="Arial"/>
-              <w:b/>
-              <w:bCs/>
-              <w:sz w:val="16"/>
-              <w:szCs w:val="16"/>
-              <w:lang w:val="es-MX" w:eastAsia="es-MX"/>
-            </w:rPr>
-            <w:t>Efecto_4</w:t>
-          </w:r>
-          <w:r>
-            <w:rPr>
-              <w:rFonts w:ascii="Arial" w:hAnsi="Arial" w:cs="Arial"/>
-              <w:b/>
-              <w:bCs/>
-              <w:sz w:val="16"/>
-              <w:szCs w:val="16"/>
-              <w:lang w:val="es-MX" w:eastAsia="es-MX"/>
-            </w:rPr>
-            <w:t>}}</w:t>
+            <w:t>{{Efecto_4}}</w:t>
           </w:r>
         </w:p>
       </w:tc>
@@ -25784,7 +26013,7 @@
               <v:shape id="_x0000_i1025" type="#_x0000_t75" style="width:82.5pt;height:56.25pt">
                 <v:imagedata r:id="rId1" o:title=""/>
               </v:shape>
-              <o:OLEObject Type="Embed" ProgID="PBrush" ShapeID="_x0000_i1025" DrawAspect="Content" ObjectID="_1832481820" r:id="rId2"/>
+              <o:OLEObject Type="Embed" ProgID="PBrush" ShapeID="_x0000_i1025" DrawAspect="Content" ObjectID="_1850628827" r:id="rId2"/>
             </w:object>
           </w:r>
         </w:p>
@@ -26605,7 +26834,7 @@
         <v:shape id="_x0000_s2050" type="#_x0000_t75" style="position:absolute;margin-left:-10.15pt;margin-top:-19.7pt;width:89.25pt;height:63.75pt;z-index:251664384;mso-wrap-style:tight">
           <v:imagedata r:id="rId1" o:title=""/>
         </v:shape>
-        <o:OLEObject Type="Embed" ProgID="PBrush" ShapeID="_x0000_s2050" DrawAspect="Content" ObjectID="_1832481821" r:id="rId2"/>
+        <o:OLEObject Type="Embed" ProgID="PBrush" ShapeID="_x0000_s2050" DrawAspect="Content" ObjectID="_1850628828" r:id="rId2"/>
       </w:object>
     </w:r>
   </w:p>
@@ -26773,14 +27002,7 @@
               <w:rFonts w:ascii="Tahoma" w:hAnsi="Tahoma" w:cs="Tahoma"/>
               <w:b/>
             </w:rPr>
-            <w:t xml:space="preserve"> PARA TRÁ</w:t>
-          </w:r>
-          <w:r>
-            <w:rPr>
-              <w:rFonts w:ascii="Tahoma" w:hAnsi="Tahoma" w:cs="Tahoma"/>
-              <w:b/>
-            </w:rPr>
-            <w:t>MITE EN RECURSOS HUMANOS</w:t>
+            <w:t xml:space="preserve"> PARA TRÁMITE EN RECURSOS HUMANOS</w:t>
           </w:r>
         </w:p>
         <w:p>
@@ -26810,14 +27032,7 @@
               <w:rFonts w:ascii="Tahoma" w:hAnsi="Tahoma" w:cs="Tahoma"/>
               <w:b/>
             </w:rPr>
-            <w:t>Á</w:t>
-          </w:r>
-          <w:r>
-            <w:rPr>
-              <w:rFonts w:ascii="Tahoma" w:hAnsi="Tahoma" w:cs="Tahoma"/>
-              <w:b/>
-            </w:rPr>
-            <w:t xml:space="preserve">REA QUE REPORTA: </w:t>
+            <w:t xml:space="preserve">ÁREA QUE REPORTA: </w:t>
           </w:r>
           <w:r>
             <w:rPr>
@@ -26833,15 +27048,7 @@
               <w:b/>
               <w:u w:val="single"/>
             </w:rPr>
-            <w:t xml:space="preserve"> </w:t>
-          </w:r>
-          <w:r>
-            <w:rPr>
-              <w:rFonts w:ascii="Tahoma" w:hAnsi="Tahoma" w:cs="Tahoma"/>
-              <w:b/>
-              <w:u w:val="single"/>
-            </w:rPr>
-            <w:t>DE EDUCACIÓ</w:t>
+            <w:t xml:space="preserve"> DE EDUCACIÓ</w:t>
           </w:r>
           <w:r>
             <w:rPr>
@@ -28020,7 +28227,7 @@
 </file>
 
 <file path=customXml/itemProps1.xml><?xml version="1.0" encoding="utf-8"?>
-<ds:datastoreItem xmlns:ds="http://schemas.openxmlformats.org/officeDocument/2006/customXml" ds:itemID="{1CA27976-75CB-4399-A005-9D4F76A8686A}">
+<ds:datastoreItem xmlns:ds="http://schemas.openxmlformats.org/officeDocument/2006/customXml" ds:itemID="{458C956C-26A3-4EB0-8350-C5862CD856EE}">
   <ds:schemaRefs>
     <ds:schemaRef ds:uri="http://schemas.openxmlformats.org/officeDocument/2006/bibliography"/>
   </ds:schemaRefs>
